--- a/tillsyn/A 3617-2025 tillsynsbegäran.docx
+++ b/tillsyn/A 3617-2025 tillsynsbegäran.docx
@@ -438,7 +438,7 @@
     <w:r>
       <w:tab/>
       <w:tab/>
-      <w:t>2026-09-14</w:t>
+      <w:t>2026-09-15</w:t>
       <w:br/>
       <w:br/>
     </w:r>

--- a/tillsyn/A 3617-2025 tillsynsbegäran.docx
+++ b/tillsyn/A 3617-2025 tillsynsbegäran.docx
@@ -438,7 +438,7 @@
     <w:r>
       <w:tab/>
       <w:tab/>
-      <w:t>2026-09-15</w:t>
+      <w:t>2026-09-16</w:t>
       <w:br/>
       <w:br/>
     </w:r>

--- a/tillsyn/A 3617-2025 tillsynsbegäran.docx
+++ b/tillsyn/A 3617-2025 tillsynsbegäran.docx
@@ -438,7 +438,7 @@
     <w:r>
       <w:tab/>
       <w:tab/>
-      <w:t>2026-09-16</w:t>
+      <w:t>2026-09-17</w:t>
       <w:br/>
       <w:br/>
     </w:r>

--- a/tillsyn/A 3617-2025 tillsynsbegäran.docx
+++ b/tillsyn/A 3617-2025 tillsynsbegäran.docx
@@ -438,7 +438,7 @@
     <w:r>
       <w:tab/>
       <w:tab/>
-      <w:t>2026-09-17</w:t>
+      <w:t>2026-09-18</w:t>
       <w:br/>
       <w:br/>
     </w:r>

--- a/tillsyn/A 3617-2025 tillsynsbegäran.docx
+++ b/tillsyn/A 3617-2025 tillsynsbegäran.docx
@@ -438,7 +438,7 @@
     <w:r>
       <w:tab/>
       <w:tab/>
-      <w:t>2026-09-18</w:t>
+      <w:t>2026-09-19</w:t>
       <w:br/>
       <w:br/>
     </w:r>

--- a/tillsyn/A 3617-2025 tillsynsbegäran.docx
+++ b/tillsyn/A 3617-2025 tillsynsbegäran.docx
@@ -438,7 +438,7 @@
     <w:r>
       <w:tab/>
       <w:tab/>
-      <w:t>2026-09-19</w:t>
+      <w:t>2026-09-21</w:t>
       <w:br/>
       <w:br/>
     </w:r>

--- a/tillsyn/A 3617-2025 tillsynsbegäran.docx
+++ b/tillsyn/A 3617-2025 tillsynsbegäran.docx
@@ -438,7 +438,7 @@
     <w:r>
       <w:tab/>
       <w:tab/>
-      <w:t>2026-09-21</w:t>
+      <w:t>2026-09-23</w:t>
       <w:br/>
       <w:br/>
     </w:r>

--- a/tillsyn/A 3617-2025 tillsynsbegäran.docx
+++ b/tillsyn/A 3617-2025 tillsynsbegäran.docx
@@ -438,7 +438,7 @@
     <w:r>
       <w:tab/>
       <w:tab/>
-      <w:t>2026-09-23</w:t>
+      <w:t>2026-09-24</w:t>
       <w:br/>
       <w:br/>
     </w:r>

--- a/tillsyn/A 3617-2025 tillsynsbegäran.docx
+++ b/tillsyn/A 3617-2025 tillsynsbegäran.docx
@@ -438,7 +438,7 @@
     <w:r>
       <w:tab/>
       <w:tab/>
-      <w:t>2026-09-24</w:t>
+      <w:t>2026-09-25</w:t>
       <w:br/>
       <w:br/>
     </w:r>

--- a/tillsyn/A 3617-2025 tillsynsbegäran.docx
+++ b/tillsyn/A 3617-2025 tillsynsbegäran.docx
@@ -438,7 +438,7 @@
     <w:r>
       <w:tab/>
       <w:tab/>
-      <w:t>2026-09-25</w:t>
+      <w:t>2026-09-26</w:t>
       <w:br/>
       <w:br/>
     </w:r>

--- a/tillsyn/A 3617-2025 tillsynsbegäran.docx
+++ b/tillsyn/A 3617-2025 tillsynsbegäran.docx
@@ -438,7 +438,7 @@
     <w:r>
       <w:tab/>
       <w:tab/>
-      <w:t>2026-09-26</w:t>
+      <w:t>2026-09-27</w:t>
       <w:br/>
       <w:br/>
     </w:r>

--- a/tillsyn/A 3617-2025 tillsynsbegäran.docx
+++ b/tillsyn/A 3617-2025 tillsynsbegäran.docx
@@ -438,7 +438,7 @@
     <w:r>
       <w:tab/>
       <w:tab/>
-      <w:t>2026-09-27</w:t>
+      <w:t>2026-09-28</w:t>
       <w:br/>
       <w:br/>
     </w:r>

--- a/tillsyn/A 3617-2025 tillsynsbegäran.docx
+++ b/tillsyn/A 3617-2025 tillsynsbegäran.docx
@@ -438,7 +438,7 @@
     <w:r>
       <w:tab/>
       <w:tab/>
-      <w:t>2026-09-28</w:t>
+      <w:t>2026-09-29</w:t>
       <w:br/>
       <w:br/>
     </w:r>

--- a/tillsyn/A 3617-2025 tillsynsbegäran.docx
+++ b/tillsyn/A 3617-2025 tillsynsbegäran.docx
@@ -438,7 +438,7 @@
     <w:r>
       <w:tab/>
       <w:tab/>
-      <w:t>2026-09-29</w:t>
+      <w:t>2026-09-30</w:t>
       <w:br/>
       <w:br/>
     </w:r>

--- a/tillsyn/A 3617-2025 tillsynsbegäran.docx
+++ b/tillsyn/A 3617-2025 tillsynsbegäran.docx
@@ -438,7 +438,7 @@
     <w:r>
       <w:tab/>
       <w:tab/>
-      <w:t>2026-09-30</w:t>
+      <w:t>2026-10-01</w:t>
       <w:br/>
       <w:br/>
     </w:r>

--- a/tillsyn/A 3617-2025 tillsynsbegäran.docx
+++ b/tillsyn/A 3617-2025 tillsynsbegäran.docx
@@ -438,7 +438,7 @@
     <w:r>
       <w:tab/>
       <w:tab/>
-      <w:t>2026-10-01</w:t>
+      <w:t>2026-10-02</w:t>
       <w:br/>
       <w:br/>
     </w:r>

--- a/tillsyn/A 3617-2025 tillsynsbegäran.docx
+++ b/tillsyn/A 3617-2025 tillsynsbegäran.docx
@@ -438,7 +438,7 @@
     <w:r>
       <w:tab/>
       <w:tab/>
-      <w:t>2026-10-02</w:t>
+      <w:t>2026-10-03</w:t>
       <w:br/>
       <w:br/>
     </w:r>

--- a/tillsyn/A 3617-2025 tillsynsbegäran.docx
+++ b/tillsyn/A 3617-2025 tillsynsbegäran.docx
@@ -438,7 +438,7 @@
     <w:r>
       <w:tab/>
       <w:tab/>
-      <w:t>2026-10-03</w:t>
+      <w:t>2026-10-04</w:t>
       <w:br/>
       <w:br/>
     </w:r>

--- a/tillsyn/A 3617-2025 tillsynsbegäran.docx
+++ b/tillsyn/A 3617-2025 tillsynsbegäran.docx
@@ -438,7 +438,7 @@
     <w:r>
       <w:tab/>
       <w:tab/>
-      <w:t>2026-10-04</w:t>
+      <w:t>2026-10-05</w:t>
       <w:br/>
       <w:br/>
     </w:r>

--- a/tillsyn/A 3617-2025 tillsynsbegäran.docx
+++ b/tillsyn/A 3617-2025 tillsynsbegäran.docx
@@ -438,7 +438,7 @@
     <w:r>
       <w:tab/>
       <w:tab/>
-      <w:t>2026-10-05</w:t>
+      <w:t>2026-10-06</w:t>
       <w:br/>
       <w:br/>
     </w:r>

--- a/tillsyn/A 3617-2025 tillsynsbegäran.docx
+++ b/tillsyn/A 3617-2025 tillsynsbegäran.docx
@@ -438,7 +438,7 @@
     <w:r>
       <w:tab/>
       <w:tab/>
-      <w:t>2026-10-06</w:t>
+      <w:t>2026-10-07</w:t>
       <w:br/>
       <w:br/>
     </w:r>

--- a/tillsyn/A 3617-2025 tillsynsbegäran.docx
+++ b/tillsyn/A 3617-2025 tillsynsbegäran.docx
@@ -438,7 +438,7 @@
     <w:r>
       <w:tab/>
       <w:tab/>
-      <w:t>2026-10-07</w:t>
+      <w:t>2026-10-08</w:t>
       <w:br/>
       <w:br/>
     </w:r>

--- a/tillsyn/A 3617-2025 tillsynsbegäran.docx
+++ b/tillsyn/A 3617-2025 tillsynsbegäran.docx
@@ -438,7 +438,7 @@
     <w:r>
       <w:tab/>
       <w:tab/>
-      <w:t>2026-10-08</w:t>
+      <w:t>2026-10-09</w:t>
       <w:br/>
       <w:br/>
     </w:r>

--- a/tillsyn/A 3617-2025 tillsynsbegäran.docx
+++ b/tillsyn/A 3617-2025 tillsynsbegäran.docx
@@ -438,7 +438,7 @@
     <w:r>
       <w:tab/>
       <w:tab/>
-      <w:t>2026-10-09</w:t>
+      <w:t>2026-10-10</w:t>
       <w:br/>
       <w:br/>
     </w:r>

--- a/tillsyn/A 3617-2025 tillsynsbegäran.docx
+++ b/tillsyn/A 3617-2025 tillsynsbegäran.docx
@@ -438,7 +438,7 @@
     <w:r>
       <w:tab/>
       <w:tab/>
-      <w:t>2026-10-10</w:t>
+      <w:t>2026-10-11</w:t>
       <w:br/>
       <w:br/>
     </w:r>

--- a/tillsyn/A 3617-2025 tillsynsbegäran.docx
+++ b/tillsyn/A 3617-2025 tillsynsbegäran.docx
@@ -60,12 +60,12 @@
         <w:spacing w:after="240"/>
       </w:pPr>
       <w:r>
-        <w:t>Figur 1. Fyndplatser för naturvårdsarter i avverkningsanmälan. Markörer utan svart kant är placerade på fyndplatsen. Markörer med svart kant är placerade vid sidan av fyndplatsen och har ett svart streck som visar fyndplatsens exakta position. Kartans mittpunktskoordinat är N 6517017, E 561212 i SWEREF 99 TM.</w:t>
+        <w:t>Figur 1. Fyndplatser för naturvårdsarter i och inom 3 meter från avverkningsanmälan. Markörer utan svart kant är placerade på fyndplatsen. Markörer med svart kant är placerade vid sidan av fyndplatsen och har ett svart streck som visar fyndplatsens exakta position. Kartans mittpunktskoordinat är N 6517017, E 561212 i SWEREF 99 TM.</w:t>
       </w:r>
     </w:p>
     <w:p>
       <w:r>
-        <w:t>I avverkningsanmälan finns fynd av 4 naturvårdsarter, varav 1 är rödlistad, 1 är fridlyst, 4 är typiska (T) och 2 är signalarter (S): vedskivlav (NT, T), blåmossa (S, T), flagellkvastmossa (S, T) och tjäder (T, §4). Se Figur 1.</w:t>
+        <w:t>I och inom 3 meter från avverkningsanmälan finns fynd av 4 naturvårdsarter, varav 1 är rödlistad, 1 är fridlyst, 4 är typiska (T) och 2 är signalarter (S): vedskivlav (NT, T), blåmossa (S, T), flagellkvastmossa (S, T) och tjäder (T, §4). Se Figur 1.</w:t>
       </w:r>
     </w:p>
     <w:p>
@@ -438,7 +438,7 @@
     <w:r>
       <w:tab/>
       <w:tab/>
-      <w:t>2026-10-11</w:t>
+      <w:t>2026-10-12</w:t>
       <w:br/>
       <w:br/>
     </w:r>

--- a/tillsyn/A 3617-2025 tillsynsbegäran.docx
+++ b/tillsyn/A 3617-2025 tillsynsbegäran.docx
@@ -438,7 +438,7 @@
     <w:r>
       <w:tab/>
       <w:tab/>
-      <w:t>2026-10-12</w:t>
+      <w:t>2026-10-13</w:t>
       <w:br/>
       <w:br/>
     </w:r>

--- a/tillsyn/A 3617-2025 tillsynsbegäran.docx
+++ b/tillsyn/A 3617-2025 tillsynsbegäran.docx
@@ -438,7 +438,7 @@
     <w:r>
       <w:tab/>
       <w:tab/>
-      <w:t>2026-10-13</w:t>
+      <w:t>2026-10-14</w:t>
       <w:br/>
       <w:br/>
     </w:r>

--- a/tillsyn/A 3617-2025 tillsynsbegäran.docx
+++ b/tillsyn/A 3617-2025 tillsynsbegäran.docx
@@ -438,7 +438,7 @@
     <w:r>
       <w:tab/>
       <w:tab/>
-      <w:t>2026-10-14</w:t>
+      <w:t>2026-10-15</w:t>
       <w:br/>
       <w:br/>
     </w:r>

--- a/tillsyn/A 3617-2025 tillsynsbegäran.docx
+++ b/tillsyn/A 3617-2025 tillsynsbegäran.docx
@@ -438,7 +438,7 @@
     <w:r>
       <w:tab/>
       <w:tab/>
-      <w:t>2026-10-15</w:t>
+      <w:t>2026-10-16</w:t>
       <w:br/>
       <w:br/>
     </w:r>

--- a/tillsyn/A 3617-2025 tillsynsbegäran.docx
+++ b/tillsyn/A 3617-2025 tillsynsbegäran.docx
@@ -438,7 +438,7 @@
     <w:r>
       <w:tab/>
       <w:tab/>
-      <w:t>2026-10-16</w:t>
+      <w:t>2026-10-17</w:t>
       <w:br/>
       <w:br/>
     </w:r>

--- a/tillsyn/A 3617-2025 tillsynsbegäran.docx
+++ b/tillsyn/A 3617-2025 tillsynsbegäran.docx
@@ -438,7 +438,7 @@
     <w:r>
       <w:tab/>
       <w:tab/>
-      <w:t>2026-10-17</w:t>
+      <w:t>2026-10-18</w:t>
       <w:br/>
       <w:br/>
     </w:r>

--- a/tillsyn/A 3617-2025 tillsynsbegäran.docx
+++ b/tillsyn/A 3617-2025 tillsynsbegäran.docx
@@ -438,7 +438,7 @@
     <w:r>
       <w:tab/>
       <w:tab/>
-      <w:t>2026-10-18</w:t>
+      <w:t>2026-10-19</w:t>
       <w:br/>
       <w:br/>
     </w:r>

--- a/tillsyn/A 3617-2025 tillsynsbegäran.docx
+++ b/tillsyn/A 3617-2025 tillsynsbegäran.docx
@@ -438,7 +438,7 @@
     <w:r>
       <w:tab/>
       <w:tab/>
-      <w:t>2026-10-19</w:t>
+      <w:t>2026-10-20</w:t>
       <w:br/>
       <w:br/>
     </w:r>

--- a/tillsyn/A 3617-2025 tillsynsbegäran.docx
+++ b/tillsyn/A 3617-2025 tillsynsbegäran.docx
@@ -438,7 +438,7 @@
     <w:r>
       <w:tab/>
       <w:tab/>
-      <w:t>2026-10-20</w:t>
+      <w:t>2026-10-21</w:t>
       <w:br/>
       <w:br/>
     </w:r>

--- a/tillsyn/A 3617-2025 tillsynsbegäran.docx
+++ b/tillsyn/A 3617-2025 tillsynsbegäran.docx
@@ -438,7 +438,7 @@
     <w:r>
       <w:tab/>
       <w:tab/>
-      <w:t>2026-10-21</w:t>
+      <w:t>2026-10-22</w:t>
       <w:br/>
       <w:br/>
     </w:r>

--- a/tillsyn/A 3617-2025 tillsynsbegäran.docx
+++ b/tillsyn/A 3617-2025 tillsynsbegäran.docx
@@ -438,7 +438,7 @@
     <w:r>
       <w:tab/>
       <w:tab/>
-      <w:t>2026-10-22</w:t>
+      <w:t>2026-10-23</w:t>
       <w:br/>
       <w:br/>
     </w:r>

--- a/tillsyn/A 3617-2025 tillsynsbegäran.docx
+++ b/tillsyn/A 3617-2025 tillsynsbegäran.docx
@@ -438,7 +438,7 @@
     <w:r>
       <w:tab/>
       <w:tab/>
-      <w:t>2026-10-23</w:t>
+      <w:t>2026-10-24</w:t>
       <w:br/>
       <w:br/>
     </w:r>

--- a/tillsyn/A 3617-2025 tillsynsbegäran.docx
+++ b/tillsyn/A 3617-2025 tillsynsbegäran.docx
@@ -438,7 +438,7 @@
     <w:r>
       <w:tab/>
       <w:tab/>
-      <w:t>2026-10-24</w:t>
+      <w:t>2026-10-25</w:t>
       <w:br/>
       <w:br/>
     </w:r>

--- a/tillsyn/A 3617-2025 tillsynsbegäran.docx
+++ b/tillsyn/A 3617-2025 tillsynsbegäran.docx
@@ -438,7 +438,7 @@
     <w:r>
       <w:tab/>
       <w:tab/>
-      <w:t>2026-10-25</w:t>
+      <w:t>2026-10-26</w:t>
       <w:br/>
       <w:br/>
     </w:r>

--- a/tillsyn/A 3617-2025 tillsynsbegäran.docx
+++ b/tillsyn/A 3617-2025 tillsynsbegäran.docx
@@ -438,7 +438,7 @@
     <w:r>
       <w:tab/>
       <w:tab/>
-      <w:t>2026-10-26</w:t>
+      <w:t>2026-10-27</w:t>
       <w:br/>
       <w:br/>
     </w:r>

--- a/tillsyn/A 3617-2025 tillsynsbegäran.docx
+++ b/tillsyn/A 3617-2025 tillsynsbegäran.docx
@@ -438,7 +438,7 @@
     <w:r>
       <w:tab/>
       <w:tab/>
-      <w:t>2026-10-27</w:t>
+      <w:t>2026-10-28</w:t>
       <w:br/>
       <w:br/>
     </w:r>

--- a/tillsyn/A 3617-2025 tillsynsbegäran.docx
+++ b/tillsyn/A 3617-2025 tillsynsbegäran.docx
@@ -438,7 +438,7 @@
     <w:r>
       <w:tab/>
       <w:tab/>
-      <w:t>2026-10-28</w:t>
+      <w:t>2026-10-29</w:t>
       <w:br/>
       <w:br/>
     </w:r>

--- a/tillsyn/A 3617-2025 tillsynsbegäran.docx
+++ b/tillsyn/A 3617-2025 tillsynsbegäran.docx
@@ -438,7 +438,7 @@
     <w:r>
       <w:tab/>
       <w:tab/>
-      <w:t>2026-10-29</w:t>
+      <w:t>2026-10-31</w:t>
       <w:br/>
       <w:br/>
     </w:r>
